--- a/deliverables/SPRINT_V4-V9/NEW_V6_FORMER_V22_Sprint_Production_Package/08_QA/Package_QA_Report.docx
+++ b/deliverables/SPRINT_V4-V9/NEW_V6_FORMER_V22_Sprint_Production_Package/08_QA/Package_QA_Report.docx
@@ -106,7 +106,7 @@
         <w:rPr>
           <w:sz w:val="21"/>
         </w:rPr>
-        <w:t>Sunday, September 13, 2026 | 8:00 PM CT</w:t>
+        <w:t>Sunday, September 13, 2026 | 8:44 PM CT</w:t>
       </w:r>
     </w:p>
     <w:p>
@@ -125,7 +125,7 @@
         <w:rPr>
           <w:sz w:val="21"/>
         </w:rPr>
-        <w:t>41</w:t>
+        <w:t>42</w:t>
       </w:r>
     </w:p>
     <w:p>
@@ -144,7 +144,7 @@
         <w:rPr>
           <w:sz w:val="21"/>
         </w:rPr>
-        <w:t>41</w:t>
+        <w:t>42</w:t>
       </w:r>
     </w:p>
     <w:p>
@@ -182,7 +182,7 @@
         <w:rPr>
           <w:sz w:val="21"/>
         </w:rPr>
-        <w:t>1,006</w:t>
+        <w:t>1,008</w:t>
       </w:r>
     </w:p>
     <w:p>
@@ -201,7 +201,7 @@
         <w:rPr>
           <w:sz w:val="21"/>
         </w:rPr>
-        <w:t>1006 words, identical and in order</w:t>
+        <w:t>1008 words, identical and in order</w:t>
       </w:r>
     </w:p>
     <w:p>
@@ -456,7 +456,7 @@
                 <w:i w:val="0"/>
                 <w:sz w:val="16"/>
               </w:rPr>
-              <w:t>042f0cbfc8d3f4acf98c71632e2c79b448c571fd268966b50d4041b3bed7b0af</w:t>
+              <w:t>5fac0d7f5de04fc4538370b117d15702d5776b094d2f677a346e27a98395aa66</w:t>
             </w:r>
           </w:p>
         </w:tc>
@@ -515,7 +515,7 @@
                 <w:i w:val="0"/>
                 <w:sz w:val="16"/>
               </w:rPr>
-              <w:t>bda792550665f7ab8a81682c1d02336651865fae41c26d97fea6ece257a5f36b</w:t>
+              <w:t>d6ee215e5dba592ff5d6abe2fd4605eabaa85def75d4e8d003cb133427c5d4c4</w:t>
             </w:r>
           </w:p>
         </w:tc>
@@ -574,7 +574,7 @@
                 <w:i w:val="0"/>
                 <w:sz w:val="16"/>
               </w:rPr>
-              <w:t>1006 words, identical and in order</w:t>
+              <w:t>1008 words, identical and in order</w:t>
             </w:r>
           </w:p>
         </w:tc>
@@ -633,7 +633,7 @@
                 <w:i w:val="0"/>
                 <w:sz w:val="16"/>
               </w:rPr>
-              <w:t>84 paragraphs, 1006 words</w:t>
+              <w:t>84 paragraphs, 1008 words</w:t>
             </w:r>
           </w:p>
         </w:tc>
@@ -1459,7 +1459,7 @@
                 <w:i w:val="0"/>
                 <w:sz w:val="16"/>
               </w:rPr>
-              <w:t>23 camera stretches against 18 cues; 754 of 1006 spoken words on camera</w:t>
+              <w:t>23 camera stretches against 18 cues; 756 of 1008 spoken words on camera</w:t>
             </w:r>
           </w:p>
         </w:tc>
@@ -2601,7 +2601,7 @@
                 <w:i w:val="0"/>
                 <w:sz w:val="16"/>
               </w:rPr>
-              <w:t>Source-language integrity, reported not repaired</w:t>
+              <w:t>No unsupported audience-behavior phrasing remains</w:t>
             </w:r>
           </w:p>
         </w:tc>
@@ -2639,7 +2639,66 @@
                 <w:i w:val="0"/>
                 <w:sz w:val="16"/>
               </w:rPr>
-              <w:t>['Then ask the question people sometimes skip because they want the move to work:']</w:t>
+              <w:t>no unsupported audience-behavior claim in this script</w:t>
+            </w:r>
+          </w:p>
+        </w:tc>
+      </w:tr>
+      <w:tr>
+        <w:tc>
+          <w:tcPr>
+            <w:tcW w:type="dxa" w:w="3888"/>
+          </w:tcPr>
+          <w:p>
+            <w:pPr>
+              <w:spacing w:before="60" w:after="60" w:line="264" w:lineRule="auto"/>
+            </w:pPr>
+            <w:r/>
+            <w:r>
+              <w:rPr>
+                <w:b w:val="0"/>
+                <w:i w:val="0"/>
+                <w:sz w:val="16"/>
+              </w:rPr>
+              <w:t>Corrected sentences replaced, nothing else touched</w:t>
+            </w:r>
+          </w:p>
+        </w:tc>
+        <w:tc>
+          <w:tcPr>
+            <w:tcW w:type="dxa" w:w="720"/>
+          </w:tcPr>
+          <w:p>
+            <w:pPr>
+              <w:spacing w:before="60" w:after="60" w:line="264" w:lineRule="auto"/>
+            </w:pPr>
+            <w:r/>
+            <w:r>
+              <w:rPr>
+                <w:b w:val="0"/>
+                <w:i w:val="0"/>
+                <w:sz w:val="16"/>
+              </w:rPr>
+              <w:t>pass</w:t>
+            </w:r>
+          </w:p>
+        </w:tc>
+        <w:tc>
+          <w:tcPr>
+            <w:tcW w:type="dxa" w:w="5040"/>
+          </w:tcPr>
+          <w:p>
+            <w:pPr>
+              <w:spacing w:before="60" w:after="60" w:line="264" w:lineRule="auto"/>
+            </w:pPr>
+            <w:r/>
+            <w:r>
+              <w:rPr>
+                <w:b w:val="0"/>
+                <w:i w:val="0"/>
+                <w:sz w:val="16"/>
+              </w:rPr>
+              <w:t>1 authorized replacement, nothing else</w:t>
             </w:r>
           </w:p>
         </w:tc>
@@ -2698,7 +2757,7 @@
                 <w:i w:val="0"/>
                 <w:sz w:val="16"/>
               </w:rPr>
-              <w:t>1,006 spoken words, exactly as supplied. No spoken material added, no second CTA.</w:t>
+              <w:t>1,008 spoken words, the supplied script plus one authorized sentence replacement. No spoken material added, no second CTA.</w:t>
             </w:r>
           </w:p>
         </w:tc>

--- a/deliverables/SPRINT_V4-V9/NEW_V6_FORMER_V22_Sprint_Production_Package/08_QA/Package_QA_Report.docx
+++ b/deliverables/SPRINT_V4-V9/NEW_V6_FORMER_V22_Sprint_Production_Package/08_QA/Package_QA_Report.docx
@@ -106,7 +106,7 @@
         <w:rPr>
           <w:sz w:val="21"/>
         </w:rPr>
-        <w:t>Sunday, September 13, 2026 | 8:44 PM CT</w:t>
+        <w:t>Monday, September 14, 2026 | 5:48 AM CT</w:t>
       </w:r>
     </w:p>
     <w:p>
@@ -125,7 +125,7 @@
         <w:rPr>
           <w:sz w:val="21"/>
         </w:rPr>
-        <w:t>42</w:t>
+        <w:t>59</w:t>
       </w:r>
     </w:p>
     <w:p>
@@ -144,7 +144,7 @@
         <w:rPr>
           <w:sz w:val="21"/>
         </w:rPr>
-        <w:t>42</w:t>
+        <w:t>59</w:t>
       </w:r>
     </w:p>
     <w:p>
@@ -182,7 +182,7 @@
         <w:rPr>
           <w:sz w:val="21"/>
         </w:rPr>
-        <w:t>1,008</w:t>
+        <w:t>1,010</w:t>
       </w:r>
     </w:p>
     <w:p>
@@ -201,7 +201,7 @@
         <w:rPr>
           <w:sz w:val="21"/>
         </w:rPr>
-        <w:t>1008 words, identical and in order</w:t>
+        <w:t>1010 words, identical and in order</w:t>
       </w:r>
     </w:p>
     <w:p>
@@ -456,7 +456,7 @@
                 <w:i w:val="0"/>
                 <w:sz w:val="16"/>
               </w:rPr>
-              <w:t>5fac0d7f5de04fc4538370b117d15702d5776b094d2f677a346e27a98395aa66</w:t>
+              <w:t>72a2b19fc317abbd59e43a939b767e45b39fd2be68daba9c44c5c0bc0e264c5b</w:t>
             </w:r>
           </w:p>
         </w:tc>
@@ -515,7 +515,7 @@
                 <w:i w:val="0"/>
                 <w:sz w:val="16"/>
               </w:rPr>
-              <w:t>d6ee215e5dba592ff5d6abe2fd4605eabaa85def75d4e8d003cb133427c5d4c4</w:t>
+              <w:t>95a61d24357bb0411f0a835fed2aea61eeba994764f549ddc672613fc474b5bb</w:t>
             </w:r>
           </w:p>
         </w:tc>
@@ -574,7 +574,7 @@
                 <w:i w:val="0"/>
                 <w:sz w:val="16"/>
               </w:rPr>
-              <w:t>1008 words, identical and in order</w:t>
+              <w:t>1010 words, identical and in order</w:t>
             </w:r>
           </w:p>
         </w:tc>
@@ -633,7 +633,7 @@
                 <w:i w:val="0"/>
                 <w:sz w:val="16"/>
               </w:rPr>
-              <w:t>84 paragraphs, 1008 words</w:t>
+              <w:t>84 paragraphs, 1010 words</w:t>
             </w:r>
           </w:p>
         </w:tc>
@@ -1459,7 +1459,7 @@
                 <w:i w:val="0"/>
                 <w:sz w:val="16"/>
               </w:rPr>
-              <w:t>23 camera stretches against 18 cues; 756 of 1008 spoken words on camera</w:t>
+              <w:t>23 camera stretches against 18 cues; 756 of 1010 spoken words on camera</w:t>
             </w:r>
           </w:p>
         </w:tc>
@@ -2698,7 +2698,125 @@
                 <w:i w:val="0"/>
                 <w:sz w:val="16"/>
               </w:rPr>
-              <w:t>1 authorized replacement, nothing else</w:t>
+              <w:t>2 authorized replacements, nothing else</w:t>
+            </w:r>
+          </w:p>
+        </w:tc>
+      </w:tr>
+      <w:tr>
+        <w:tc>
+          <w:tcPr>
+            <w:tcW w:type="dxa" w:w="3888"/>
+          </w:tcPr>
+          <w:p>
+            <w:pPr>
+              <w:spacing w:before="60" w:after="60" w:line="264" w:lineRule="auto"/>
+            </w:pPr>
+            <w:r/>
+            <w:r>
+              <w:rPr>
+                <w:b w:val="0"/>
+                <w:i w:val="0"/>
+                <w:sz w:val="16"/>
+              </w:rPr>
+              <w:t>Description is the approved revised copy, verbatim</w:t>
+            </w:r>
+          </w:p>
+        </w:tc>
+        <w:tc>
+          <w:tcPr>
+            <w:tcW w:type="dxa" w:w="720"/>
+          </w:tcPr>
+          <w:p>
+            <w:pPr>
+              <w:spacing w:before="60" w:after="60" w:line="264" w:lineRule="auto"/>
+            </w:pPr>
+            <w:r/>
+            <w:r>
+              <w:rPr>
+                <w:b w:val="0"/>
+                <w:i w:val="0"/>
+                <w:sz w:val="16"/>
+              </w:rPr>
+              <w:t>pass</w:t>
+            </w:r>
+          </w:p>
+        </w:tc>
+        <w:tc>
+          <w:tcPr>
+            <w:tcW w:type="dxa" w:w="5040"/>
+          </w:tcPr>
+          <w:p>
+            <w:pPr>
+              <w:spacing w:before="60" w:after="60" w:line="264" w:lineRule="auto"/>
+            </w:pPr>
+            <w:r/>
+            <w:r>
+              <w:rPr>
+                <w:b w:val="0"/>
+                <w:i w:val="0"/>
+                <w:sz w:val="16"/>
+              </w:rPr>
+              <w:t>17 approved lines, reproduced exactly, with the playlist placeholder left in place</w:t>
+            </w:r>
+          </w:p>
+        </w:tc>
+      </w:tr>
+      <w:tr>
+        <w:tc>
+          <w:tcPr>
+            <w:tcW w:type="dxa" w:w="3888"/>
+          </w:tcPr>
+          <w:p>
+            <w:pPr>
+              <w:spacing w:before="60" w:after="60" w:line="264" w:lineRule="auto"/>
+            </w:pPr>
+            <w:r/>
+            <w:r>
+              <w:rPr>
+                <w:b w:val="0"/>
+                <w:i w:val="0"/>
+                <w:sz w:val="16"/>
+              </w:rPr>
+              <w:t>One relevant resource at most, no stacking</w:t>
+            </w:r>
+          </w:p>
+        </w:tc>
+        <w:tc>
+          <w:tcPr>
+            <w:tcW w:type="dxa" w:w="720"/>
+          </w:tcPr>
+          <w:p>
+            <w:pPr>
+              <w:spacing w:before="60" w:after="60" w:line="264" w:lineRule="auto"/>
+            </w:pPr>
+            <w:r/>
+            <w:r>
+              <w:rPr>
+                <w:b w:val="0"/>
+                <w:i w:val="0"/>
+                <w:sz w:val="16"/>
+              </w:rPr>
+              <w:t>pass</w:t>
+            </w:r>
+          </w:p>
+        </w:tc>
+        <w:tc>
+          <w:tcPr>
+            <w:tcW w:type="dxa" w:w="5040"/>
+          </w:tcPr>
+          <w:p>
+            <w:pPr>
+              <w:spacing w:before="60" w:after="60" w:line="264" w:lineRule="auto"/>
+            </w:pPr>
+            <w:r/>
+            <w:r>
+              <w:rPr>
+                <w:b w:val="0"/>
+                <w:i w:val="0"/>
+                <w:sz w:val="16"/>
+              </w:rPr>
+              <w:t>Career Evidence Starter, and only that one</w:t>
             </w:r>
           </w:p>
         </w:tc>
@@ -2757,7 +2875,7 @@
                 <w:i w:val="0"/>
                 <w:sz w:val="16"/>
               </w:rPr>
-              <w:t>1,008 spoken words, the supplied script plus one authorized sentence replacement. No spoken material added, no second CTA.</w:t>
+              <w:t>1,010 spoken words, the supplied script plus two authorized sentence replacements. No spoken material added, no second CTA.</w:t>
             </w:r>
           </w:p>
         </w:tc>
@@ -2875,7 +2993,892 @@
                 <w:i w:val="0"/>
                 <w:sz w:val="16"/>
               </w:rPr>
-              <w:t>18 families verified against the locked V22 bytes</w:t>
+              <w:t>14 families verified against the locked V22 bytes</w:t>
+            </w:r>
+          </w:p>
+        </w:tc>
+      </w:tr>
+      <w:tr>
+        <w:tc>
+          <w:tcPr>
+            <w:tcW w:type="dxa" w:w="3888"/>
+          </w:tcPr>
+          <w:p>
+            <w:pPr>
+              <w:spacing w:before="60" w:after="60" w:line="264" w:lineRule="auto"/>
+            </w:pPr>
+            <w:r/>
+            <w:r>
+              <w:rPr>
+                <w:b w:val="0"/>
+                <w:i w:val="0"/>
+                <w:sz w:val="16"/>
+              </w:rPr>
+              <w:t>Every anonymized card changed the employer label and nothing else</w:t>
+            </w:r>
+          </w:p>
+        </w:tc>
+        <w:tc>
+          <w:tcPr>
+            <w:tcW w:type="dxa" w:w="720"/>
+          </w:tcPr>
+          <w:p>
+            <w:pPr>
+              <w:spacing w:before="60" w:after="60" w:line="264" w:lineRule="auto"/>
+            </w:pPr>
+            <w:r/>
+            <w:r>
+              <w:rPr>
+                <w:b w:val="0"/>
+                <w:i w:val="0"/>
+                <w:sz w:val="16"/>
+              </w:rPr>
+              <w:t>pass</w:t>
+            </w:r>
+          </w:p>
+        </w:tc>
+        <w:tc>
+          <w:tcPr>
+            <w:tcW w:type="dxa" w:w="5040"/>
+          </w:tcPr>
+          <w:p>
+            <w:pPr>
+              <w:spacing w:before="60" w:after="60" w:line="264" w:lineRule="auto"/>
+            </w:pPr>
+            <w:r/>
+            <w:r>
+              <w:rPr>
+                <w:b w:val="0"/>
+                <w:i w:val="0"/>
+                <w:sz w:val="16"/>
+              </w:rPr>
+              <w:t>4 families: restoring the name returns the former V22 bytes exactly</w:t>
+            </w:r>
+          </w:p>
+        </w:tc>
+      </w:tr>
+      <w:tr>
+        <w:tc>
+          <w:tcPr>
+            <w:tcW w:type="dxa" w:w="3888"/>
+          </w:tcPr>
+          <w:p>
+            <w:pPr>
+              <w:spacing w:before="60" w:after="60" w:line="264" w:lineRule="auto"/>
+            </w:pPr>
+            <w:r/>
+            <w:r>
+              <w:rPr>
+                <w:b w:val="0"/>
+                <w:i w:val="0"/>
+                <w:sz w:val="16"/>
+              </w:rPr>
+              <w:t>No employer name is drawn on any public V6 card</w:t>
+            </w:r>
+          </w:p>
+        </w:tc>
+        <w:tc>
+          <w:tcPr>
+            <w:tcW w:type="dxa" w:w="720"/>
+          </w:tcPr>
+          <w:p>
+            <w:pPr>
+              <w:spacing w:before="60" w:after="60" w:line="264" w:lineRule="auto"/>
+            </w:pPr>
+            <w:r/>
+            <w:r>
+              <w:rPr>
+                <w:b w:val="0"/>
+                <w:i w:val="0"/>
+                <w:sz w:val="16"/>
+              </w:rPr>
+              <w:t>pass</w:t>
+            </w:r>
+          </w:p>
+        </w:tc>
+        <w:tc>
+          <w:tcPr>
+            <w:tcW w:type="dxa" w:w="5040"/>
+          </w:tcPr>
+          <w:p>
+            <w:pPr>
+              <w:spacing w:before="60" w:after="60" w:line="264" w:lineRule="auto"/>
+            </w:pPr>
+            <w:r/>
+            <w:r>
+              <w:rPr>
+                <w:b w:val="0"/>
+                <w:i w:val="0"/>
+                <w:sz w:val="16"/>
+              </w:rPr>
+              <w:t>37 states audited off the drawn card, not the source</w:t>
+            </w:r>
+          </w:p>
+        </w:tc>
+      </w:tr>
+      <w:tr>
+        <w:tc>
+          <w:tcPr>
+            <w:tcW w:type="dxa" w:w="3888"/>
+          </w:tcPr>
+          <w:p>
+            <w:pPr>
+              <w:spacing w:before="60" w:after="60" w:line="264" w:lineRule="auto"/>
+            </w:pPr>
+            <w:r/>
+            <w:r>
+              <w:rPr>
+                <w:b w:val="0"/>
+                <w:i w:val="0"/>
+                <w:sz w:val="16"/>
+              </w:rPr>
+              <w:t>No public-facing V6 graphic identifies HCSC</w:t>
+            </w:r>
+          </w:p>
+        </w:tc>
+        <w:tc>
+          <w:tcPr>
+            <w:tcW w:type="dxa" w:w="720"/>
+          </w:tcPr>
+          <w:p>
+            <w:pPr>
+              <w:spacing w:before="60" w:after="60" w:line="264" w:lineRule="auto"/>
+            </w:pPr>
+            <w:r/>
+            <w:r>
+              <w:rPr>
+                <w:b w:val="0"/>
+                <w:i w:val="0"/>
+                <w:sz w:val="16"/>
+              </w:rPr>
+              <w:t>pass</w:t>
+            </w:r>
+          </w:p>
+        </w:tc>
+        <w:tc>
+          <w:tcPr>
+            <w:tcW w:type="dxa" w:w="5040"/>
+          </w:tcPr>
+          <w:p>
+            <w:pPr>
+              <w:spacing w:before="60" w:after="60" w:line="264" w:lineRule="auto"/>
+            </w:pPr>
+            <w:r/>
+            <w:r>
+              <w:rPr>
+                <w:b w:val="0"/>
+                <w:i w:val="0"/>
+                <w:sz w:val="16"/>
+              </w:rPr>
+              <w:t>absent from every drawn state and every filename</w:t>
+            </w:r>
+          </w:p>
+        </w:tc>
+      </w:tr>
+      <w:tr>
+        <w:tc>
+          <w:tcPr>
+            <w:tcW w:type="dxa" w:w="3888"/>
+          </w:tcPr>
+          <w:p>
+            <w:pPr>
+              <w:spacing w:before="60" w:after="60" w:line="264" w:lineRule="auto"/>
+            </w:pPr>
+            <w:r/>
+            <w:r>
+              <w:rPr>
+                <w:b w:val="0"/>
+                <w:i w:val="0"/>
+                <w:sz w:val="16"/>
+              </w:rPr>
+              <w:t>No public-facing V6 graphic identifies Health Care Service</w:t>
+            </w:r>
+          </w:p>
+        </w:tc>
+        <w:tc>
+          <w:tcPr>
+            <w:tcW w:type="dxa" w:w="720"/>
+          </w:tcPr>
+          <w:p>
+            <w:pPr>
+              <w:spacing w:before="60" w:after="60" w:line="264" w:lineRule="auto"/>
+            </w:pPr>
+            <w:r/>
+            <w:r>
+              <w:rPr>
+                <w:b w:val="0"/>
+                <w:i w:val="0"/>
+                <w:sz w:val="16"/>
+              </w:rPr>
+              <w:t>pass</w:t>
+            </w:r>
+          </w:p>
+        </w:tc>
+        <w:tc>
+          <w:tcPr>
+            <w:tcW w:type="dxa" w:w="5040"/>
+          </w:tcPr>
+          <w:p>
+            <w:pPr>
+              <w:spacing w:before="60" w:after="60" w:line="264" w:lineRule="auto"/>
+            </w:pPr>
+            <w:r/>
+            <w:r>
+              <w:rPr>
+                <w:b w:val="0"/>
+                <w:i w:val="0"/>
+                <w:sz w:val="16"/>
+              </w:rPr>
+              <w:t>absent from every drawn state and every filename</w:t>
+            </w:r>
+          </w:p>
+        </w:tc>
+      </w:tr>
+      <w:tr>
+        <w:tc>
+          <w:tcPr>
+            <w:tcW w:type="dxa" w:w="3888"/>
+          </w:tcPr>
+          <w:p>
+            <w:pPr>
+              <w:spacing w:before="60" w:after="60" w:line="264" w:lineRule="auto"/>
+            </w:pPr>
+            <w:r/>
+            <w:r>
+              <w:rPr>
+                <w:b w:val="0"/>
+                <w:i w:val="0"/>
+                <w:sz w:val="16"/>
+              </w:rPr>
+              <w:t>No public-facing V6 graphic identifies xAI</w:t>
+            </w:r>
+          </w:p>
+        </w:tc>
+        <w:tc>
+          <w:tcPr>
+            <w:tcW w:type="dxa" w:w="720"/>
+          </w:tcPr>
+          <w:p>
+            <w:pPr>
+              <w:spacing w:before="60" w:after="60" w:line="264" w:lineRule="auto"/>
+            </w:pPr>
+            <w:r/>
+            <w:r>
+              <w:rPr>
+                <w:b w:val="0"/>
+                <w:i w:val="0"/>
+                <w:sz w:val="16"/>
+              </w:rPr>
+              <w:t>pass</w:t>
+            </w:r>
+          </w:p>
+        </w:tc>
+        <w:tc>
+          <w:tcPr>
+            <w:tcW w:type="dxa" w:w="5040"/>
+          </w:tcPr>
+          <w:p>
+            <w:pPr>
+              <w:spacing w:before="60" w:after="60" w:line="264" w:lineRule="auto"/>
+            </w:pPr>
+            <w:r/>
+            <w:r>
+              <w:rPr>
+                <w:b w:val="0"/>
+                <w:i w:val="0"/>
+                <w:sz w:val="16"/>
+              </w:rPr>
+              <w:t>absent from every drawn state and every filename</w:t>
+            </w:r>
+          </w:p>
+        </w:tc>
+      </w:tr>
+      <w:tr>
+        <w:tc>
+          <w:tcPr>
+            <w:tcW w:type="dxa" w:w="3888"/>
+          </w:tcPr>
+          <w:p>
+            <w:pPr>
+              <w:spacing w:before="60" w:after="60" w:line="264" w:lineRule="auto"/>
+            </w:pPr>
+            <w:r/>
+            <w:r>
+              <w:rPr>
+                <w:b w:val="0"/>
+                <w:i w:val="0"/>
+                <w:sz w:val="16"/>
+              </w:rPr>
+              <w:t>No public-facing V6 graphic identifies Zeta Global</w:t>
+            </w:r>
+          </w:p>
+        </w:tc>
+        <w:tc>
+          <w:tcPr>
+            <w:tcW w:type="dxa" w:w="720"/>
+          </w:tcPr>
+          <w:p>
+            <w:pPr>
+              <w:spacing w:before="60" w:after="60" w:line="264" w:lineRule="auto"/>
+            </w:pPr>
+            <w:r/>
+            <w:r>
+              <w:rPr>
+                <w:b w:val="0"/>
+                <w:i w:val="0"/>
+                <w:sz w:val="16"/>
+              </w:rPr>
+              <w:t>pass</w:t>
+            </w:r>
+          </w:p>
+        </w:tc>
+        <w:tc>
+          <w:tcPr>
+            <w:tcW w:type="dxa" w:w="5040"/>
+          </w:tcPr>
+          <w:p>
+            <w:pPr>
+              <w:spacing w:before="60" w:after="60" w:line="264" w:lineRule="auto"/>
+            </w:pPr>
+            <w:r/>
+            <w:r>
+              <w:rPr>
+                <w:b w:val="0"/>
+                <w:i w:val="0"/>
+                <w:sz w:val="16"/>
+              </w:rPr>
+              <w:t>absent from every drawn state and every filename</w:t>
+            </w:r>
+          </w:p>
+        </w:tc>
+      </w:tr>
+      <w:tr>
+        <w:tc>
+          <w:tcPr>
+            <w:tcW w:type="dxa" w:w="3888"/>
+          </w:tcPr>
+          <w:p>
+            <w:pPr>
+              <w:spacing w:before="60" w:after="60" w:line="264" w:lineRule="auto"/>
+            </w:pPr>
+            <w:r/>
+            <w:r>
+              <w:rPr>
+                <w:b w:val="0"/>
+                <w:i w:val="0"/>
+                <w:sz w:val="16"/>
+              </w:rPr>
+              <w:t>No public-facing V6 graphic identifies Patriot Growth</w:t>
+            </w:r>
+          </w:p>
+        </w:tc>
+        <w:tc>
+          <w:tcPr>
+            <w:tcW w:type="dxa" w:w="720"/>
+          </w:tcPr>
+          <w:p>
+            <w:pPr>
+              <w:spacing w:before="60" w:after="60" w:line="264" w:lineRule="auto"/>
+            </w:pPr>
+            <w:r/>
+            <w:r>
+              <w:rPr>
+                <w:b w:val="0"/>
+                <w:i w:val="0"/>
+                <w:sz w:val="16"/>
+              </w:rPr>
+              <w:t>pass</w:t>
+            </w:r>
+          </w:p>
+        </w:tc>
+        <w:tc>
+          <w:tcPr>
+            <w:tcW w:type="dxa" w:w="5040"/>
+          </w:tcPr>
+          <w:p>
+            <w:pPr>
+              <w:spacing w:before="60" w:after="60" w:line="264" w:lineRule="auto"/>
+            </w:pPr>
+            <w:r/>
+            <w:r>
+              <w:rPr>
+                <w:b w:val="0"/>
+                <w:i w:val="0"/>
+                <w:sz w:val="16"/>
+              </w:rPr>
+              <w:t>absent from every drawn state and every filename</w:t>
+            </w:r>
+          </w:p>
+        </w:tc>
+      </w:tr>
+      <w:tr>
+        <w:tc>
+          <w:tcPr>
+            <w:tcW w:type="dxa" w:w="3888"/>
+          </w:tcPr>
+          <w:p>
+            <w:pPr>
+              <w:spacing w:before="60" w:after="60" w:line="264" w:lineRule="auto"/>
+            </w:pPr>
+            <w:r/>
+            <w:r>
+              <w:rPr>
+                <w:b w:val="0"/>
+                <w:i w:val="0"/>
+                <w:sz w:val="16"/>
+              </w:rPr>
+              <w:t>No public-facing V6 graphic identifies GiveDirectly</w:t>
+            </w:r>
+          </w:p>
+        </w:tc>
+        <w:tc>
+          <w:tcPr>
+            <w:tcW w:type="dxa" w:w="720"/>
+          </w:tcPr>
+          <w:p>
+            <w:pPr>
+              <w:spacing w:before="60" w:after="60" w:line="264" w:lineRule="auto"/>
+            </w:pPr>
+            <w:r/>
+            <w:r>
+              <w:rPr>
+                <w:b w:val="0"/>
+                <w:i w:val="0"/>
+                <w:sz w:val="16"/>
+              </w:rPr>
+              <w:t>pass</w:t>
+            </w:r>
+          </w:p>
+        </w:tc>
+        <w:tc>
+          <w:tcPr>
+            <w:tcW w:type="dxa" w:w="5040"/>
+          </w:tcPr>
+          <w:p>
+            <w:pPr>
+              <w:spacing w:before="60" w:after="60" w:line="264" w:lineRule="auto"/>
+            </w:pPr>
+            <w:r/>
+            <w:r>
+              <w:rPr>
+                <w:b w:val="0"/>
+                <w:i w:val="0"/>
+                <w:sz w:val="16"/>
+              </w:rPr>
+              <w:t>absent from every drawn state and every filename</w:t>
+            </w:r>
+          </w:p>
+        </w:tc>
+      </w:tr>
+      <w:tr>
+        <w:tc>
+          <w:tcPr>
+            <w:tcW w:type="dxa" w:w="3888"/>
+          </w:tcPr>
+          <w:p>
+            <w:pPr>
+              <w:spacing w:before="60" w:after="60" w:line="264" w:lineRule="auto"/>
+            </w:pPr>
+            <w:r/>
+            <w:r>
+              <w:rPr>
+                <w:b w:val="0"/>
+                <w:i w:val="0"/>
+                <w:sz w:val="16"/>
+              </w:rPr>
+              <w:t>No employer name remains in V6 spoken copy</w:t>
+            </w:r>
+          </w:p>
+        </w:tc>
+        <w:tc>
+          <w:tcPr>
+            <w:tcW w:type="dxa" w:w="720"/>
+          </w:tcPr>
+          <w:p>
+            <w:pPr>
+              <w:spacing w:before="60" w:after="60" w:line="264" w:lineRule="auto"/>
+            </w:pPr>
+            <w:r/>
+            <w:r>
+              <w:rPr>
+                <w:b w:val="0"/>
+                <w:i w:val="0"/>
+                <w:sz w:val="16"/>
+              </w:rPr>
+              <w:t>pass</w:t>
+            </w:r>
+          </w:p>
+        </w:tc>
+        <w:tc>
+          <w:tcPr>
+            <w:tcW w:type="dxa" w:w="5040"/>
+          </w:tcPr>
+          <w:p>
+            <w:pPr>
+              <w:spacing w:before="60" w:after="60" w:line="264" w:lineRule="auto"/>
+            </w:pPr>
+            <w:r/>
+            <w:r>
+              <w:rPr>
+                <w:b w:val="0"/>
+                <w:i w:val="0"/>
+                <w:sz w:val="16"/>
+              </w:rPr>
+              <w:t>clean</w:t>
+            </w:r>
+          </w:p>
+        </w:tc>
+      </w:tr>
+      <w:tr>
+        <w:tc>
+          <w:tcPr>
+            <w:tcW w:type="dxa" w:w="3888"/>
+          </w:tcPr>
+          <w:p>
+            <w:pPr>
+              <w:spacing w:before="60" w:after="60" w:line="264" w:lineRule="auto"/>
+            </w:pPr>
+            <w:r/>
+            <w:r>
+              <w:rPr>
+                <w:b w:val="0"/>
+                <w:i w:val="0"/>
+                <w:sz w:val="16"/>
+              </w:rPr>
+              <w:t>No employer URL appears anywhere public in V6</w:t>
+            </w:r>
+          </w:p>
+        </w:tc>
+        <w:tc>
+          <w:tcPr>
+            <w:tcW w:type="dxa" w:w="720"/>
+          </w:tcPr>
+          <w:p>
+            <w:pPr>
+              <w:spacing w:before="60" w:after="60" w:line="264" w:lineRule="auto"/>
+            </w:pPr>
+            <w:r/>
+            <w:r>
+              <w:rPr>
+                <w:b w:val="0"/>
+                <w:i w:val="0"/>
+                <w:sz w:val="16"/>
+              </w:rPr>
+              <w:t>pass</w:t>
+            </w:r>
+          </w:p>
+        </w:tc>
+        <w:tc>
+          <w:tcPr>
+            <w:tcW w:type="dxa" w:w="5040"/>
+          </w:tcPr>
+          <w:p>
+            <w:pPr>
+              <w:spacing w:before="60" w:after="60" w:line="264" w:lineRule="auto"/>
+            </w:pPr>
+            <w:r/>
+            <w:r>
+              <w:rPr>
+                <w:b w:val="0"/>
+                <w:i w:val="0"/>
+                <w:sz w:val="16"/>
+              </w:rPr>
+              <w:t>none</w:t>
+            </w:r>
+          </w:p>
+        </w:tc>
+      </w:tr>
+      <w:tr>
+        <w:tc>
+          <w:tcPr>
+            <w:tcW w:type="dxa" w:w="3888"/>
+          </w:tcPr>
+          <w:p>
+            <w:pPr>
+              <w:spacing w:before="60" w:after="60" w:line="264" w:lineRule="auto"/>
+            </w:pPr>
+            <w:r/>
+            <w:r>
+              <w:rPr>
+                <w:b w:val="0"/>
+                <w:i w:val="0"/>
+                <w:sz w:val="16"/>
+              </w:rPr>
+              <w:t>The internal evidence layer still names every employer</w:t>
+            </w:r>
+          </w:p>
+        </w:tc>
+        <w:tc>
+          <w:tcPr>
+            <w:tcW w:type="dxa" w:w="720"/>
+          </w:tcPr>
+          <w:p>
+            <w:pPr>
+              <w:spacing w:before="60" w:after="60" w:line="264" w:lineRule="auto"/>
+            </w:pPr>
+            <w:r/>
+            <w:r>
+              <w:rPr>
+                <w:b w:val="0"/>
+                <w:i w:val="0"/>
+                <w:sz w:val="16"/>
+              </w:rPr>
+              <w:t>pass</w:t>
+            </w:r>
+          </w:p>
+        </w:tc>
+        <w:tc>
+          <w:tcPr>
+            <w:tcW w:type="dxa" w:w="5040"/>
+          </w:tcPr>
+          <w:p>
+            <w:pPr>
+              <w:spacing w:before="60" w:after="60" w:line="264" w:lineRule="auto"/>
+            </w:pPr>
+            <w:r/>
+            <w:r>
+              <w:rPr>
+                <w:b w:val="0"/>
+                <w:i w:val="0"/>
+                <w:sz w:val="16"/>
+              </w:rPr>
+              <w:t>the evidence and provenance records keep the real identities</w:t>
+            </w:r>
+          </w:p>
+        </w:tc>
+      </w:tr>
+      <w:tr>
+        <w:tc>
+          <w:tcPr>
+            <w:tcW w:type="dxa" w:w="3888"/>
+          </w:tcPr>
+          <w:p>
+            <w:pPr>
+              <w:spacing w:before="60" w:after="60" w:line="264" w:lineRule="auto"/>
+            </w:pPr>
+            <w:r/>
+            <w:r>
+              <w:rPr>
+                <w:b w:val="0"/>
+                <w:i w:val="0"/>
+                <w:sz w:val="16"/>
+              </w:rPr>
+              <w:t>Posting titles, ranges and quoted language are unchanged</w:t>
+            </w:r>
+          </w:p>
+        </w:tc>
+        <w:tc>
+          <w:tcPr>
+            <w:tcW w:type="dxa" w:w="720"/>
+          </w:tcPr>
+          <w:p>
+            <w:pPr>
+              <w:spacing w:before="60" w:after="60" w:line="264" w:lineRule="auto"/>
+            </w:pPr>
+            <w:r/>
+            <w:r>
+              <w:rPr>
+                <w:b w:val="0"/>
+                <w:i w:val="0"/>
+                <w:sz w:val="16"/>
+              </w:rPr>
+              <w:t>pass</w:t>
+            </w:r>
+          </w:p>
+        </w:tc>
+        <w:tc>
+          <w:tcPr>
+            <w:tcW w:type="dxa" w:w="5040"/>
+          </w:tcPr>
+          <w:p>
+            <w:pPr>
+              <w:spacing w:before="60" w:after="60" w:line="264" w:lineRule="auto"/>
+            </w:pPr>
+            <w:r/>
+            <w:r>
+              <w:rPr>
+                <w:b w:val="0"/>
+                <w:i w:val="0"/>
+                <w:sz w:val="16"/>
+              </w:rPr>
+              <w:t>anonymizing the employer removed no evidence</w:t>
+            </w:r>
+          </w:p>
+        </w:tc>
+      </w:tr>
+      <w:tr>
+        <w:tc>
+          <w:tcPr>
+            <w:tcW w:type="dxa" w:w="3888"/>
+          </w:tcPr>
+          <w:p>
+            <w:pPr>
+              <w:spacing w:before="60" w:after="60" w:line="264" w:lineRule="auto"/>
+            </w:pPr>
+            <w:r/>
+            <w:r>
+              <w:rPr>
+                <w:b w:val="0"/>
+                <w:i w:val="0"/>
+                <w:sz w:val="16"/>
+              </w:rPr>
+              <w:t>Capture provenance is intact</w:t>
+            </w:r>
+          </w:p>
+        </w:tc>
+        <w:tc>
+          <w:tcPr>
+            <w:tcW w:type="dxa" w:w="720"/>
+          </w:tcPr>
+          <w:p>
+            <w:pPr>
+              <w:spacing w:before="60" w:after="60" w:line="264" w:lineRule="auto"/>
+            </w:pPr>
+            <w:r/>
+            <w:r>
+              <w:rPr>
+                <w:b w:val="0"/>
+                <w:i w:val="0"/>
+                <w:sz w:val="16"/>
+              </w:rPr>
+              <w:t>pass</w:t>
+            </w:r>
+          </w:p>
+        </w:tc>
+        <w:tc>
+          <w:tcPr>
+            <w:tcW w:type="dxa" w:w="5040"/>
+          </w:tcPr>
+          <w:p>
+            <w:pPr>
+              <w:spacing w:before="60" w:after="60" w:line="264" w:lineRule="auto"/>
+            </w:pPr>
+            <w:r/>
+            <w:r>
+              <w:rPr>
+                <w:b w:val="0"/>
+                <w:i w:val="0"/>
+                <w:sz w:val="16"/>
+              </w:rPr>
+              <w:t>every posting still carries its capture date</w:t>
+            </w:r>
+          </w:p>
+        </w:tc>
+      </w:tr>
+      <w:tr>
+        <w:tc>
+          <w:tcPr>
+            <w:tcW w:type="dxa" w:w="3888"/>
+          </w:tcPr>
+          <w:p>
+            <w:pPr>
+              <w:spacing w:before="60" w:after="60" w:line="264" w:lineRule="auto"/>
+            </w:pPr>
+            <w:r/>
+            <w:r>
+              <w:rPr>
+                <w:b w:val="0"/>
+                <w:i w:val="0"/>
+                <w:sz w:val="16"/>
+              </w:rPr>
+              <w:t>The 15-posting, 11-employer boundary is intact</w:t>
+            </w:r>
+          </w:p>
+        </w:tc>
+        <w:tc>
+          <w:tcPr>
+            <w:tcW w:type="dxa" w:w="720"/>
+          </w:tcPr>
+          <w:p>
+            <w:pPr>
+              <w:spacing w:before="60" w:after="60" w:line="264" w:lineRule="auto"/>
+            </w:pPr>
+            <w:r/>
+            <w:r>
+              <w:rPr>
+                <w:b w:val="0"/>
+                <w:i w:val="0"/>
+                <w:sz w:val="16"/>
+              </w:rPr>
+              <w:t>pass</w:t>
+            </w:r>
+          </w:p>
+        </w:tc>
+        <w:tc>
+          <w:tcPr>
+            <w:tcW w:type="dxa" w:w="5040"/>
+          </w:tcPr>
+          <w:p>
+            <w:pPr>
+              <w:spacing w:before="60" w:after="60" w:line="264" w:lineRule="auto"/>
+            </w:pPr>
+            <w:r/>
+            <w:r>
+              <w:rPr>
+                <w:b w:val="0"/>
+                <w:i w:val="0"/>
+                <w:sz w:val="16"/>
+              </w:rPr>
+              <w:t>denominator unchanged</w:t>
+            </w:r>
+          </w:p>
+        </w:tc>
+      </w:tr>
+      <w:tr>
+        <w:tc>
+          <w:tcPr>
+            <w:tcW w:type="dxa" w:w="3888"/>
+          </w:tcPr>
+          <w:p>
+            <w:pPr>
+              <w:spacing w:before="60" w:after="60" w:line="264" w:lineRule="auto"/>
+            </w:pPr>
+            <w:r/>
+            <w:r>
+              <w:rPr>
+                <w:b w:val="0"/>
+                <w:i w:val="0"/>
+                <w:sz w:val="16"/>
+              </w:rPr>
+              <w:t>The ceiling claim stays bounded to the sample</w:t>
+            </w:r>
+          </w:p>
+        </w:tc>
+        <w:tc>
+          <w:tcPr>
+            <w:tcW w:type="dxa" w:w="720"/>
+          </w:tcPr>
+          <w:p>
+            <w:pPr>
+              <w:spacing w:before="60" w:after="60" w:line="264" w:lineRule="auto"/>
+            </w:pPr>
+            <w:r/>
+            <w:r>
+              <w:rPr>
+                <w:b w:val="0"/>
+                <w:i w:val="0"/>
+                <w:sz w:val="16"/>
+              </w:rPr>
+              <w:t>pass</w:t>
+            </w:r>
+          </w:p>
+        </w:tc>
+        <w:tc>
+          <w:tcPr>
+            <w:tcW w:type="dxa" w:w="5040"/>
+          </w:tcPr>
+          <w:p>
+            <w:pPr>
+              <w:spacing w:before="60" w:after="60" w:line="264" w:lineRule="auto"/>
+            </w:pPr>
+            <w:r/>
+            <w:r>
+              <w:rPr>
+                <w:b w:val="0"/>
+                <w:i w:val="0"/>
+                <w:sz w:val="16"/>
+              </w:rPr>
+              <w:t>the highest range is the highest in this sample, not the market, even though the card now says AI Company</w:t>
             </w:r>
           </w:p>
         </w:tc>
